--- a/arbeitsblaetter/Kapitel_05_Operatoren_Information_Aufgabenblatt.docx
+++ b/arbeitsblaetter/Kapitel_05_Operatoren_Information_Aufgabenblatt.docx
@@ -105,7 +105,98 @@
           <w:i w:val="0"/>
           <w:sz w:val="22"/>
         </w:rPr>
-        <w:t xml:space="preserve"> sind spezielle Symbole, mit denen du Werte verrechnest oder vergleichst. Die bekanntesten sind die </w:t>
+        <w:t xml:space="preserve"> sind spezielle Symbole, mit denen du Werte verrechnest oder vergleichst. Die Werte, mit denen ein Operator arbeitet, heißen </w:t>
+      </w:r>
+      <w:r>
+        <w:rPr>
+          <w:rFonts w:ascii="Arial" w:hAnsi="Arial" w:eastAsia="Arial"/>
+          <w:b/>
+          <w:i w:val="0"/>
+          <w:color w:val="00344D"/>
+          <w:sz w:val="22"/>
+        </w:rPr>
+        <w:t>Operanden</w:t>
+      </w:r>
+      <w:r>
+        <w:rPr>
+          <w:rFonts w:ascii="Arial" w:hAnsi="Arial" w:eastAsia="Arial"/>
+          <w:b w:val="0"/>
+          <w:i w:val="0"/>
+          <w:sz w:val="22"/>
+        </w:rPr>
+        <w:t xml:space="preserve">: Bei </w:t>
+      </w:r>
+      <w:r>
+        <w:rPr>
+          <w:rFonts w:ascii="Consolas" w:hAnsi="Consolas" w:eastAsia="Consolas"/>
+          <w:b w:val="0"/>
+          <w:i w:val="0"/>
+          <w:sz w:val="21"/>
+        </w:rPr>
+        <w:t>7 + 3</w:t>
+      </w:r>
+      <w:r>
+        <w:rPr>
+          <w:rFonts w:ascii="Arial" w:hAnsi="Arial" w:eastAsia="Arial"/>
+          <w:b w:val="0"/>
+          <w:i w:val="0"/>
+          <w:sz w:val="22"/>
+        </w:rPr>
+        <w:t xml:space="preserve"> sind </w:t>
+      </w:r>
+      <w:r>
+        <w:rPr>
+          <w:rFonts w:ascii="Consolas" w:hAnsi="Consolas" w:eastAsia="Consolas"/>
+          <w:b w:val="0"/>
+          <w:i w:val="0"/>
+          <w:sz w:val="21"/>
+        </w:rPr>
+        <w:t>7</w:t>
+      </w:r>
+      <w:r>
+        <w:rPr>
+          <w:rFonts w:ascii="Arial" w:hAnsi="Arial" w:eastAsia="Arial"/>
+          <w:b w:val="0"/>
+          <w:i w:val="0"/>
+          <w:sz w:val="22"/>
+        </w:rPr>
+        <w:t xml:space="preserve"> und </w:t>
+      </w:r>
+      <w:r>
+        <w:rPr>
+          <w:rFonts w:ascii="Consolas" w:hAnsi="Consolas" w:eastAsia="Consolas"/>
+          <w:b w:val="0"/>
+          <w:i w:val="0"/>
+          <w:sz w:val="21"/>
+        </w:rPr>
+        <w:t>3</w:t>
+      </w:r>
+      <w:r>
+        <w:rPr>
+          <w:rFonts w:ascii="Arial" w:hAnsi="Arial" w:eastAsia="Arial"/>
+          <w:b w:val="0"/>
+          <w:i w:val="0"/>
+          <w:sz w:val="22"/>
+        </w:rPr>
+        <w:t xml:space="preserve"> die Operanden und </w:t>
+      </w:r>
+      <w:r>
+        <w:rPr>
+          <w:rFonts w:ascii="Consolas" w:hAnsi="Consolas" w:eastAsia="Consolas"/>
+          <w:b w:val="0"/>
+          <w:i w:val="0"/>
+          <w:sz w:val="21"/>
+        </w:rPr>
+        <w:t>+</w:t>
+      </w:r>
+      <w:r>
+        <w:rPr>
+          <w:rFonts w:ascii="Arial" w:hAnsi="Arial" w:eastAsia="Arial"/>
+          <w:b w:val="0"/>
+          <w:i w:val="0"/>
+          <w:sz w:val="22"/>
+        </w:rPr>
+        <w:t xml:space="preserve"> der Operator. Die bekanntesten sind die </w:t>
       </w:r>
       <w:r>
         <w:rPr>
@@ -537,6 +628,111 @@
         <w:t>.</w:t>
       </w:r>
     </w:p>
+    <w:p>
+      <w:pPr>
+        <w:spacing w:after="160"/>
+        <w:keepNext/>
+      </w:pPr>
+      <w:r>
+        <w:rPr>
+          <w:rFonts w:ascii="Arial" w:hAnsi="Arial" w:eastAsia="Arial"/>
+          <w:b w:val="0"/>
+          <w:i w:val="0"/>
+          <w:sz w:val="22"/>
+        </w:rPr>
+        <w:t xml:space="preserve">Rechne das </w:t>
+      </w:r>
+      <w:r>
+        <w:rPr>
+          <w:rFonts w:ascii="Arial" w:hAnsi="Arial" w:eastAsia="Arial"/>
+          <w:b/>
+          <w:i w:val="0"/>
+          <w:color w:val="00344D"/>
+          <w:sz w:val="22"/>
+        </w:rPr>
+        <w:t>nicht im Kopf</w:t>
+      </w:r>
+      <w:r>
+        <w:rPr>
+          <w:rFonts w:ascii="Arial" w:hAnsi="Arial" w:eastAsia="Arial"/>
+          <w:b w:val="0"/>
+          <w:i w:val="0"/>
+          <w:sz w:val="22"/>
+        </w:rPr>
+        <w:t xml:space="preserve"> aus – dafür hast du ja Python. Drücke auf „Ausführen“ und schau dir an, was Modulo macht:</w:t>
+      </w:r>
+    </w:p>
+    <w:p>
+      <w:pPr>
+        <w:spacing w:after="40"/>
+        <w:keepNext/>
+      </w:pPr>
+      <w:r>
+        <w:rPr>
+          <w:rFonts w:ascii="Arial" w:hAnsi="Arial" w:eastAsia="Arial"/>
+          <w:b w:val="0"/>
+          <w:i/>
+          <w:color w:val="6E7B85"/>
+          <w:sz w:val="20"/>
+        </w:rPr>
+        <w:t>Beispiel</w:t>
+      </w:r>
+    </w:p>
+    <w:p>
+      <w:pPr>
+        <w:spacing w:after="200"/>
+        <w:shd w:val="clear" w:color="auto" w:fill="F2F5F7"/>
+      </w:pPr>
+      <w:r>
+        <w:rPr>
+          <w:rFonts w:ascii="Consolas" w:hAnsi="Consolas" w:eastAsia="Consolas"/>
+          <w:b w:val="0"/>
+          <w:i w:val="0"/>
+          <w:color w:val="00344D"/>
+          <w:sz w:val="21"/>
+        </w:rPr>
+        <w:t>print(144 % 7)        # Rest bei 144 geteilt durch 7</w:t>
+      </w:r>
+      <w:r>
+        <w:br/>
+      </w:r>
+      <w:r>
+        <w:rPr>
+          <w:rFonts w:ascii="Consolas" w:hAnsi="Consolas" w:eastAsia="Consolas"/>
+          <w:b w:val="0"/>
+          <w:i w:val="0"/>
+          <w:color w:val="00344D"/>
+          <w:sz w:val="21"/>
+        </w:rPr>
+        <w:t>print(123456 % 100)   # die letzten beiden Ziffern</w:t>
+      </w:r>
+      <w:r>
+        <w:br/>
+      </w:r>
+      <w:r>
+        <w:rPr>
+          <w:rFonts w:ascii="Consolas" w:hAnsi="Consolas" w:eastAsia="Consolas"/>
+          <w:b w:val="0"/>
+          <w:i w:val="0"/>
+          <w:color w:val="00344D"/>
+          <w:sz w:val="21"/>
+        </w:rPr>
+        <w:t>print(7 % 2)          # 1 -&gt; ungerade</w:t>
+      </w:r>
+      <w:r>
+        <w:br/>
+      </w:r>
+      <w:r>
+        <w:rPr>
+          <w:rFonts w:ascii="Consolas" w:hAnsi="Consolas" w:eastAsia="Consolas"/>
+          <w:b w:val="0"/>
+          <w:i w:val="0"/>
+          <w:color w:val="00344D"/>
+          <w:sz w:val="21"/>
+        </w:rPr>
+        <w:t>print(8 % 2)          # 0 -&gt; gerade</w:t>
+      </w:r>
+    </w:p>
     <w:tbl>
       <w:tblPr>
         <w:tblW w:type="auto" w:w="0"/>
@@ -588,7 +784,7 @@
                 <w:color w:val="00344D"/>
                 <w:sz w:val="22"/>
               </w:rPr>
-              <w:t xml:space="preserve">Was ergibt </w:t>
+              <w:t xml:space="preserve">Du hast es gerade gesehen: Woran erkennst du mit </w:t>
             </w:r>
             <w:r>
               <w:rPr>
@@ -598,7 +794,7 @@
                 <w:color w:val="00344D"/>
                 <w:sz w:val="21"/>
               </w:rPr>
-              <w:t>144 % 7</w:t>
+              <w:t>%</w:t>
             </w:r>
             <w:r>
               <w:rPr>
@@ -608,7 +804,7 @@
                 <w:color w:val="00344D"/>
                 <w:sz w:val="22"/>
               </w:rPr>
-              <w:t>?</w:t>
+              <w:t>, ob eine Zahl gerade ist?</w:t>
             </w:r>
           </w:p>
           <w:p/>
@@ -624,12 +820,30 @@
             </w:r>
             <w:r>
               <w:rPr>
+                <w:rFonts w:ascii="Consolas" w:hAnsi="Consolas" w:eastAsia="Consolas"/>
+                <w:b w:val="0"/>
+                <w:i w:val="0"/>
+                <w:sz w:val="21"/>
+              </w:rPr>
+              <w:t>zahl % 2</w:t>
+            </w:r>
+            <w:r>
+              <w:rPr>
                 <w:rFonts w:ascii="Arial" w:hAnsi="Arial" w:eastAsia="Arial"/>
                 <w:b w:val="0"/>
                 <w:i w:val="0"/>
                 <w:sz w:val="22"/>
               </w:rPr>
-              <w:t>20</w:t>
+              <w:t xml:space="preserve"> ergibt </w:t>
+            </w:r>
+            <w:r>
+              <w:rPr>
+                <w:rFonts w:ascii="Consolas" w:hAnsi="Consolas" w:eastAsia="Consolas"/>
+                <w:b w:val="0"/>
+                <w:i w:val="0"/>
+                <w:sz w:val="21"/>
+              </w:rPr>
+              <w:t>0</w:t>
             </w:r>
           </w:p>
           <w:p>
@@ -644,12 +858,30 @@
             </w:r>
             <w:r>
               <w:rPr>
+                <w:rFonts w:ascii="Consolas" w:hAnsi="Consolas" w:eastAsia="Consolas"/>
+                <w:b w:val="0"/>
+                <w:i w:val="0"/>
+                <w:sz w:val="21"/>
+              </w:rPr>
+              <w:t>zahl % 2</w:t>
+            </w:r>
+            <w:r>
+              <w:rPr>
                 <w:rFonts w:ascii="Arial" w:hAnsi="Arial" w:eastAsia="Arial"/>
                 <w:b w:val="0"/>
                 <w:i w:val="0"/>
                 <w:sz w:val="22"/>
               </w:rPr>
-              <w:t>3</w:t>
+              <w:t xml:space="preserve"> ergibt </w:t>
+            </w:r>
+            <w:r>
+              <w:rPr>
+                <w:rFonts w:ascii="Consolas" w:hAnsi="Consolas" w:eastAsia="Consolas"/>
+                <w:b w:val="0"/>
+                <w:i w:val="0"/>
+                <w:sz w:val="21"/>
+              </w:rPr>
+              <w:t>1</w:t>
             </w:r>
           </w:p>
           <w:p>
@@ -664,12 +896,30 @@
             </w:r>
             <w:r>
               <w:rPr>
+                <w:rFonts w:ascii="Consolas" w:hAnsi="Consolas" w:eastAsia="Consolas"/>
+                <w:b w:val="0"/>
+                <w:i w:val="0"/>
+                <w:sz w:val="21"/>
+              </w:rPr>
+              <w:t>zahl % 0</w:t>
+            </w:r>
+            <w:r>
+              <w:rPr>
                 <w:rFonts w:ascii="Arial" w:hAnsi="Arial" w:eastAsia="Arial"/>
                 <w:b w:val="0"/>
                 <w:i w:val="0"/>
                 <w:sz w:val="22"/>
               </w:rPr>
-              <w:t>7</w:t>
+              <w:t xml:space="preserve"> ergibt </w:t>
+            </w:r>
+            <w:r>
+              <w:rPr>
+                <w:rFonts w:ascii="Consolas" w:hAnsi="Consolas" w:eastAsia="Consolas"/>
+                <w:b w:val="0"/>
+                <w:i w:val="0"/>
+                <w:sz w:val="21"/>
+              </w:rPr>
+              <w:t>2</w:t>
             </w:r>
           </w:p>
         </w:tc>
@@ -717,144 +967,6 @@
                 <w:sz w:val="22"/>
               </w:rPr>
               <w:t xml:space="preserve">Aufgabe 2: </w:t>
-            </w:r>
-            <w:r>
-              <w:rPr>
-                <w:rFonts w:ascii="Arial" w:hAnsi="Arial" w:eastAsia="Arial"/>
-                <w:b/>
-                <w:i w:val="0"/>
-                <w:color w:val="00344D"/>
-                <w:sz w:val="22"/>
-              </w:rPr>
-              <w:t xml:space="preserve">Und was ergibt </w:t>
-            </w:r>
-            <w:r>
-              <w:rPr>
-                <w:rFonts w:ascii="Consolas" w:hAnsi="Consolas" w:eastAsia="Consolas"/>
-                <w:b/>
-                <w:i w:val="0"/>
-                <w:color w:val="00344D"/>
-                <w:sz w:val="21"/>
-              </w:rPr>
-              <w:t>123456 % 100</w:t>
-            </w:r>
-            <w:r>
-              <w:rPr>
-                <w:rFonts w:ascii="Arial" w:hAnsi="Arial" w:eastAsia="Arial"/>
-                <w:b/>
-                <w:i w:val="0"/>
-                <w:color w:val="00344D"/>
-                <w:sz w:val="22"/>
-              </w:rPr>
-              <w:t>?</w:t>
-            </w:r>
-          </w:p>
-          <w:p/>
-          <w:p>
-            <w:r>
-              <w:rPr>
-                <w:rFonts w:ascii="Arial" w:hAnsi="Arial" w:eastAsia="Arial"/>
-                <w:b w:val="0"/>
-                <w:i w:val="0"/>
-                <w:sz w:val="22"/>
-              </w:rPr>
-              <w:t xml:space="preserve">☐  a)  </w:t>
-            </w:r>
-            <w:r>
-              <w:rPr>
-                <w:rFonts w:ascii="Arial" w:hAnsi="Arial" w:eastAsia="Arial"/>
-                <w:b w:val="0"/>
-                <w:i w:val="0"/>
-                <w:sz w:val="22"/>
-              </w:rPr>
-              <w:t>1234</w:t>
-            </w:r>
-          </w:p>
-          <w:p>
-            <w:r>
-              <w:rPr>
-                <w:rFonts w:ascii="Arial" w:hAnsi="Arial" w:eastAsia="Arial"/>
-                <w:b w:val="0"/>
-                <w:i w:val="0"/>
-                <w:sz w:val="22"/>
-              </w:rPr>
-              <w:t xml:space="preserve">☐  b)  </w:t>
-            </w:r>
-            <w:r>
-              <w:rPr>
-                <w:rFonts w:ascii="Arial" w:hAnsi="Arial" w:eastAsia="Arial"/>
-                <w:b w:val="0"/>
-                <w:i w:val="0"/>
-                <w:sz w:val="22"/>
-              </w:rPr>
-              <w:t>56</w:t>
-            </w:r>
-          </w:p>
-          <w:p>
-            <w:r>
-              <w:rPr>
-                <w:rFonts w:ascii="Arial" w:hAnsi="Arial" w:eastAsia="Arial"/>
-                <w:b w:val="0"/>
-                <w:i w:val="0"/>
-                <w:sz w:val="22"/>
-              </w:rPr>
-              <w:t xml:space="preserve">☐  c)  </w:t>
-            </w:r>
-            <w:r>
-              <w:rPr>
-                <w:rFonts w:ascii="Arial" w:hAnsi="Arial" w:eastAsia="Arial"/>
-                <w:b w:val="0"/>
-                <w:i w:val="0"/>
-                <w:sz w:val="22"/>
-              </w:rPr>
-              <w:t>100</w:t>
-            </w:r>
-          </w:p>
-        </w:tc>
-      </w:tr>
-    </w:tbl>
-    <w:tbl>
-      <w:tblPr>
-        <w:tblW w:type="auto" w:w="0"/>
-        <w:tblLayout w:type="autofit"/>
-        <w:tblLook w:firstColumn="1" w:firstRow="1" w:lastColumn="0" w:lastRow="0" w:noHBand="0" w:noVBand="1" w:val="04A0"/>
-        <w:tblBorders>
-          <w:top w:val="single" w:sz="8" w:space="0" w:color="009FE3"/>
-          <w:left w:val="single" w:sz="8" w:space="0" w:color="009FE3"/>
-          <w:bottom w:val="single" w:sz="8" w:space="0" w:color="009FE3"/>
-          <w:right w:val="single" w:sz="8" w:space="0" w:color="009FE3"/>
-          <w:insideH w:val="single" w:sz="8" w:space="0" w:color="009FE3"/>
-          <w:insideV w:val="single" w:sz="8" w:space="0" w:color="009FE3"/>
-        </w:tblBorders>
-      </w:tblPr>
-      <w:tblGrid>
-        <w:gridCol w:w="9648"/>
-      </w:tblGrid>
-      <w:tr>
-        <w:trPr>
-          <w:cantSplit/>
-        </w:trPr>
-        <w:tc>
-          <w:tcPr>
-            <w:tcW w:type="dxa" w:w="9648"/>
-            <w:shd w:val="clear" w:color="auto" w:fill="EAF6FC"/>
-            <w:tcMar>
-              <w:top w:w="80" w:type="dxa"/>
-              <w:start w:w="120" w:type="dxa"/>
-              <w:bottom w:w="80" w:type="dxa"/>
-              <w:end w:w="120" w:type="dxa"/>
-            </w:tcMar>
-          </w:tcPr>
-          <w:p>
-            <w:r>
-              <w:rPr>
-                <w:rFonts w:ascii="Arial" w:hAnsi="Arial" w:eastAsia="Arial"/>
-                <w:b/>
-                <w:i w:val="0"/>
-                <w:color w:val="00344D"/>
-                <w:sz w:val="22"/>
-              </w:rPr>
-              <w:t xml:space="preserve">Aufgabe 3: </w:t>
             </w:r>
             <w:r>
               <w:rPr>
@@ -1271,6 +1383,157 @@
           <w:i w:val="0"/>
           <w:sz w:val="22"/>
         </w:rPr>
+        <w:t>Zwei Fachbegriffe, die du kennen solltest:</w:t>
+      </w:r>
+    </w:p>
+    <w:p>
+      <w:pPr>
+        <w:spacing w:after="160"/>
+        <w:keepNext/>
+      </w:pPr>
+      <w:r>
+        <w:rPr>
+          <w:rFonts w:ascii="Arial" w:hAnsi="Arial" w:eastAsia="Arial"/>
+          <w:b w:val="0"/>
+          <w:i w:val="0"/>
+          <w:sz w:val="22"/>
+        </w:rPr>
+        <w:t xml:space="preserve">- </w:t>
+      </w:r>
+      <w:r>
+        <w:rPr>
+          <w:rFonts w:ascii="Arial" w:hAnsi="Arial" w:eastAsia="Arial"/>
+          <w:b/>
+          <w:i w:val="0"/>
+          <w:color w:val="00344D"/>
+          <w:sz w:val="22"/>
+        </w:rPr>
+        <w:t>Inkrementieren</w:t>
+      </w:r>
+      <w:r>
+        <w:rPr>
+          <w:rFonts w:ascii="Arial" w:hAnsi="Arial" w:eastAsia="Arial"/>
+          <w:b w:val="0"/>
+          <w:i w:val="0"/>
+          <w:sz w:val="22"/>
+        </w:rPr>
+        <w:t xml:space="preserve"> heißt: einen Wert um 1 </w:t>
+      </w:r>
+      <w:r>
+        <w:rPr>
+          <w:rFonts w:ascii="Arial" w:hAnsi="Arial" w:eastAsia="Arial"/>
+          <w:b/>
+          <w:i w:val="0"/>
+          <w:color w:val="00344D"/>
+          <w:sz w:val="22"/>
+        </w:rPr>
+        <w:t>erhöhen</w:t>
+      </w:r>
+      <w:r>
+        <w:rPr>
+          <w:rFonts w:ascii="Arial" w:hAnsi="Arial" w:eastAsia="Arial"/>
+          <w:b w:val="0"/>
+          <w:i w:val="0"/>
+          <w:sz w:val="22"/>
+        </w:rPr>
+        <w:t xml:space="preserve"> – </w:t>
+      </w:r>
+      <w:r>
+        <w:rPr>
+          <w:rFonts w:ascii="Consolas" w:hAnsi="Consolas" w:eastAsia="Consolas"/>
+          <w:b w:val="0"/>
+          <w:i w:val="0"/>
+          <w:sz w:val="21"/>
+        </w:rPr>
+        <w:t>x += 1</w:t>
+      </w:r>
+      <w:r>
+        <w:br/>
+      </w:r>
+      <w:r>
+        <w:rPr>
+          <w:rFonts w:ascii="Arial" w:hAnsi="Arial" w:eastAsia="Arial"/>
+          <w:b w:val="0"/>
+          <w:i w:val="0"/>
+          <w:sz w:val="22"/>
+        </w:rPr>
+        <w:t xml:space="preserve">- </w:t>
+      </w:r>
+      <w:r>
+        <w:rPr>
+          <w:rFonts w:ascii="Arial" w:hAnsi="Arial" w:eastAsia="Arial"/>
+          <w:b/>
+          <w:i w:val="0"/>
+          <w:color w:val="00344D"/>
+          <w:sz w:val="22"/>
+        </w:rPr>
+        <w:t>Dekrementieren</w:t>
+      </w:r>
+      <w:r>
+        <w:rPr>
+          <w:rFonts w:ascii="Arial" w:hAnsi="Arial" w:eastAsia="Arial"/>
+          <w:b w:val="0"/>
+          <w:i w:val="0"/>
+          <w:sz w:val="22"/>
+        </w:rPr>
+        <w:t xml:space="preserve"> heißt: einen Wert um 1 </w:t>
+      </w:r>
+      <w:r>
+        <w:rPr>
+          <w:rFonts w:ascii="Arial" w:hAnsi="Arial" w:eastAsia="Arial"/>
+          <w:b/>
+          <w:i w:val="0"/>
+          <w:color w:val="00344D"/>
+          <w:sz w:val="22"/>
+        </w:rPr>
+        <w:t>verringern</w:t>
+      </w:r>
+      <w:r>
+        <w:rPr>
+          <w:rFonts w:ascii="Arial" w:hAnsi="Arial" w:eastAsia="Arial"/>
+          <w:b w:val="0"/>
+          <w:i w:val="0"/>
+          <w:sz w:val="22"/>
+        </w:rPr>
+        <w:t xml:space="preserve"> – </w:t>
+      </w:r>
+      <w:r>
+        <w:rPr>
+          <w:rFonts w:ascii="Consolas" w:hAnsi="Consolas" w:eastAsia="Consolas"/>
+          <w:b w:val="0"/>
+          <w:i w:val="0"/>
+          <w:sz w:val="21"/>
+        </w:rPr>
+        <w:t>x -= 1</w:t>
+      </w:r>
+    </w:p>
+    <w:p>
+      <w:pPr>
+        <w:spacing w:after="160"/>
+        <w:keepNext/>
+      </w:pPr>
+      <w:r>
+        <w:rPr>
+          <w:rFonts w:ascii="Arial" w:hAnsi="Arial" w:eastAsia="Arial"/>
+          <w:b w:val="0"/>
+          <w:i w:val="0"/>
+          <w:sz w:val="22"/>
+        </w:rPr>
+        <w:t>Das braucht man ständig, zum Beispiel als Zähler in einer Schleife.</w:t>
+      </w:r>
+    </w:p>
+    <w:p>
+      <w:pPr>
+        <w:spacing w:after="160"/>
+        <w:keepNext/>
+      </w:pPr>
+      <w:r>
+        <w:rPr>
+          <w:rFonts w:ascii="Arial" w:hAnsi="Arial" w:eastAsia="Arial"/>
+          <w:b w:val="0"/>
+          <w:i w:val="0"/>
+          <w:sz w:val="22"/>
+        </w:rPr>
         <w:t xml:space="preserve">So verändert </w:t>
       </w:r>
       <w:r>
@@ -1381,62 +1644,59 @@
           <w:i w:val="0"/>
           <w:sz w:val="22"/>
         </w:rPr>
-        <w:t xml:space="preserve"> ausgeführt – jede arbeitet mit dem Wert, den die vorige hinterlassen hat. Rechne im Kopf mit:</w:t>
+        <w:t xml:space="preserve"> ausgeführt – jede arbeitet mit dem Wert, den die vorige hinterlassen hat.</w:t>
       </w:r>
     </w:p>
     <w:p>
       <w:pPr>
-        <w:spacing w:after="200"/>
-        <w:shd w:val="clear" w:color="auto" w:fill="F2F5F7"/>
+        <w:spacing w:after="160"/>
+        <w:keepNext/>
       </w:pPr>
       <w:r>
         <w:rPr>
-          <w:rFonts w:ascii="Consolas" w:hAnsi="Consolas" w:eastAsia="Consolas"/>
+          <w:rFonts w:ascii="Arial" w:hAnsi="Arial" w:eastAsia="Arial"/>
           <w:b w:val="0"/>
           <w:i w:val="0"/>
-          <w:color w:val="00344D"/>
-          <w:sz w:val="21"/>
+          <w:sz w:val="22"/>
         </w:rPr>
-        <w:t>x = 13</w:t>
+        <w:t xml:space="preserve">Du musst das </w:t>
       </w:r>
       <w:r>
-        <w:br/>
+        <w:rPr>
+          <w:rFonts w:ascii="Arial" w:hAnsi="Arial" w:eastAsia="Arial"/>
+          <w:b/>
+          <w:i w:val="0"/>
+          <w:color w:val="00344D"/>
+          <w:sz w:val="22"/>
+        </w:rPr>
+        <w:t>nicht im Kopf ausrechnen</w:t>
+      </w:r>
+      <w:r>
+        <w:rPr>
+          <w:rFonts w:ascii="Arial" w:hAnsi="Arial" w:eastAsia="Arial"/>
+          <w:b w:val="0"/>
+          <w:i w:val="0"/>
+          <w:sz w:val="22"/>
+        </w:rPr>
+        <w:t xml:space="preserve">: Genau dafür hast du Python. Schreib nach jedem Schritt ein </w:t>
       </w:r>
       <w:r>
         <w:rPr>
           <w:rFonts w:ascii="Consolas" w:hAnsi="Consolas" w:eastAsia="Consolas"/>
           <w:b w:val="0"/>
           <w:i w:val="0"/>
-          <w:color w:val="00344D"/>
           <w:sz w:val="21"/>
         </w:rPr>
-        <w:t>x += 12    # x ist jetzt 25</w:t>
-      </w:r>
-      <w:r>
-        <w:br/>
+        <w:t>print(x)</w:t>
       </w:r>
       <w:r>
         <w:rPr>
-          <w:rFonts w:ascii="Consolas" w:hAnsi="Consolas" w:eastAsia="Consolas"/>
+          <w:rFonts w:ascii="Arial" w:hAnsi="Arial" w:eastAsia="Arial"/>
           <w:b w:val="0"/>
           <w:i w:val="0"/>
-          <w:color w:val="00344D"/>
-          <w:sz w:val="21"/>
+          <w:sz w:val="22"/>
         </w:rPr>
-        <w:t>x *= 12    # x ist jetzt 300</w:t>
-      </w:r>
-      <w:r>
-        <w:br/>
-      </w:r>
-      <w:r>
-        <w:rPr>
-          <w:rFonts w:ascii="Consolas" w:hAnsi="Consolas" w:eastAsia="Consolas"/>
-          <w:b w:val="0"/>
-          <w:i w:val="0"/>
-          <w:color w:val="00344D"/>
-          <w:sz w:val="21"/>
-        </w:rPr>
-        <w:t>x += 1     # x ist jetzt 301</w:t>
+        <w:t xml:space="preserve"> und schau dir an, was passiert.</w:t>
       </w:r>
     </w:p>
     <w:tbl>
@@ -1480,7 +1740,7 @@
                 <w:color w:val="00344D"/>
                 <w:sz w:val="22"/>
               </w:rPr>
-              <w:t xml:space="preserve">Aufgabe 4: </w:t>
+              <w:t xml:space="preserve">Aufgabe 3: </w:t>
             </w:r>
             <w:r>
               <w:rPr>
@@ -1490,7 +1750,7 @@
                 <w:color w:val="00344D"/>
                 <w:sz w:val="22"/>
               </w:rPr>
-              <w:t xml:space="preserve">Welchen Wert hat </w:t>
+              <w:t xml:space="preserve">Was macht </w:t>
             </w:r>
             <w:r>
               <w:rPr>
@@ -1500,7 +1760,7 @@
                 <w:color w:val="00344D"/>
                 <w:sz w:val="21"/>
               </w:rPr>
-              <w:t>x</w:t>
+              <w:t>punkte += 1</w:t>
             </w:r>
             <w:r>
               <w:rPr>
@@ -1510,75 +1770,7 @@
                 <w:color w:val="00344D"/>
                 <w:sz w:val="22"/>
               </w:rPr>
-              <w:t xml:space="preserve"> am Ende?</w:t>
-            </w:r>
-          </w:p>
-          <w:p>
-            <w:pPr>
-              <w:spacing w:after="200"/>
-              <w:shd w:val="clear" w:color="auto" w:fill="F2F5F7"/>
-            </w:pPr>
-            <w:r>
-              <w:rPr>
-                <w:rFonts w:ascii="Consolas" w:hAnsi="Consolas" w:eastAsia="Consolas"/>
-                <w:b w:val="0"/>
-                <w:i w:val="0"/>
-                <w:color w:val="00344D"/>
-                <w:sz w:val="21"/>
-              </w:rPr>
-              <w:t>x = 13</w:t>
-            </w:r>
-            <w:r>
-              <w:br/>
-            </w:r>
-            <w:r>
-              <w:rPr>
-                <w:rFonts w:ascii="Consolas" w:hAnsi="Consolas" w:eastAsia="Consolas"/>
-                <w:b w:val="0"/>
-                <w:i w:val="0"/>
-                <w:color w:val="00344D"/>
-                <w:sz w:val="21"/>
-              </w:rPr>
-              <w:t>x += 12</w:t>
-            </w:r>
-            <w:r>
-              <w:br/>
-            </w:r>
-            <w:r>
-              <w:rPr>
-                <w:rFonts w:ascii="Consolas" w:hAnsi="Consolas" w:eastAsia="Consolas"/>
-                <w:b w:val="0"/>
-                <w:i w:val="0"/>
-                <w:color w:val="00344D"/>
-                <w:sz w:val="21"/>
-              </w:rPr>
-              <w:t>x *= 12</w:t>
-            </w:r>
-            <w:r>
-              <w:br/>
-            </w:r>
-            <w:r>
-              <w:rPr>
-                <w:rFonts w:ascii="Consolas" w:hAnsi="Consolas" w:eastAsia="Consolas"/>
-                <w:b w:val="0"/>
-                <w:i w:val="0"/>
-                <w:color w:val="00344D"/>
-                <w:sz w:val="21"/>
-              </w:rPr>
-              <w:t>x += 1</w:t>
-            </w:r>
-            <w:r>
-              <w:br/>
-            </w:r>
-            <w:r>
-              <w:rPr>
-                <w:rFonts w:ascii="Consolas" w:hAnsi="Consolas" w:eastAsia="Consolas"/>
-                <w:b w:val="0"/>
-                <w:i w:val="0"/>
-                <w:color w:val="00344D"/>
-                <w:sz w:val="21"/>
-              </w:rPr>
-              <w:t>x += 1</w:t>
+              <w:t>?</w:t>
             </w:r>
           </w:p>
           <w:p/>
@@ -1599,7 +1791,35 @@
                 <w:i w:val="0"/>
                 <w:sz w:val="22"/>
               </w:rPr>
-              <w:t>302</w:t>
+              <w:t xml:space="preserve">Es erhöht </w:t>
+            </w:r>
+            <w:r>
+              <w:rPr>
+                <w:rFonts w:ascii="Consolas" w:hAnsi="Consolas" w:eastAsia="Consolas"/>
+                <w:b w:val="0"/>
+                <w:i w:val="0"/>
+                <w:sz w:val="21"/>
+              </w:rPr>
+              <w:t>punkte</w:t>
+            </w:r>
+            <w:r>
+              <w:rPr>
+                <w:rFonts w:ascii="Arial" w:hAnsi="Arial" w:eastAsia="Arial"/>
+                <w:b w:val="0"/>
+                <w:i w:val="0"/>
+                <w:sz w:val="22"/>
+              </w:rPr>
+              <w:t xml:space="preserve"> um 1 – das nennt man </w:t>
+            </w:r>
+            <w:r>
+              <w:rPr>
+                <w:rFonts w:ascii="Arial" w:hAnsi="Arial" w:eastAsia="Arial"/>
+                <w:b/>
+                <w:i w:val="0"/>
+                <w:color w:val="00344D"/>
+                <w:sz w:val="22"/>
+              </w:rPr>
+              <w:t>inkrementieren</w:t>
             </w:r>
           </w:p>
           <w:p>
@@ -1619,7 +1839,25 @@
                 <w:i w:val="0"/>
                 <w:sz w:val="22"/>
               </w:rPr>
-              <w:t>312</w:t>
+              <w:t xml:space="preserve">Es setzt </w:t>
+            </w:r>
+            <w:r>
+              <w:rPr>
+                <w:rFonts w:ascii="Consolas" w:hAnsi="Consolas" w:eastAsia="Consolas"/>
+                <w:b w:val="0"/>
+                <w:i w:val="0"/>
+                <w:sz w:val="21"/>
+              </w:rPr>
+              <w:t>punkte</w:t>
+            </w:r>
+            <w:r>
+              <w:rPr>
+                <w:rFonts w:ascii="Arial" w:hAnsi="Arial" w:eastAsia="Arial"/>
+                <w:b w:val="0"/>
+                <w:i w:val="0"/>
+                <w:sz w:val="22"/>
+              </w:rPr>
+              <w:t xml:space="preserve"> auf 1</w:t>
             </w:r>
           </w:p>
           <w:p>
@@ -1639,7 +1877,25 @@
                 <w:i w:val="0"/>
                 <w:sz w:val="22"/>
               </w:rPr>
-              <w:t>26</w:t>
+              <w:t xml:space="preserve">Es vergleicht </w:t>
+            </w:r>
+            <w:r>
+              <w:rPr>
+                <w:rFonts w:ascii="Consolas" w:hAnsi="Consolas" w:eastAsia="Consolas"/>
+                <w:b w:val="0"/>
+                <w:i w:val="0"/>
+                <w:sz w:val="21"/>
+              </w:rPr>
+              <w:t>punkte</w:t>
+            </w:r>
+            <w:r>
+              <w:rPr>
+                <w:rFonts w:ascii="Arial" w:hAnsi="Arial" w:eastAsia="Arial"/>
+                <w:b w:val="0"/>
+                <w:i w:val="0"/>
+                <w:sz w:val="22"/>
+              </w:rPr>
+              <w:t xml:space="preserve"> mit 1</w:t>
             </w:r>
           </w:p>
         </w:tc>
@@ -1686,7 +1942,7 @@
                 <w:color w:val="00344D"/>
                 <w:sz w:val="22"/>
               </w:rPr>
-              <w:t xml:space="preserve">Aufgabe 5: </w:t>
+              <w:t xml:space="preserve">Aufgabe 4: </w:t>
             </w:r>
             <w:r>
               <w:rPr>
@@ -2394,7 +2650,7 @@
                 <w:color w:val="00344D"/>
                 <w:sz w:val="22"/>
               </w:rPr>
-              <w:t xml:space="preserve">Aufgabe 6: </w:t>
+              <w:t xml:space="preserve">Aufgabe 5: </w:t>
             </w:r>
             <w:r>
               <w:rPr>
@@ -2512,7 +2768,7 @@
                 <w:color w:val="00344D"/>
                 <w:sz w:val="22"/>
               </w:rPr>
-              <w:t xml:space="preserve">Aufgabe 7: </w:t>
+              <w:t xml:space="preserve">Aufgabe 6: </w:t>
             </w:r>
             <w:r>
               <w:rPr>
@@ -2630,7 +2886,7 @@
                 <w:color w:val="00344D"/>
                 <w:sz w:val="22"/>
               </w:rPr>
-              <w:t xml:space="preserve">Aufgabe 8: </w:t>
+              <w:t xml:space="preserve">Aufgabe 7: </w:t>
             </w:r>
             <w:r>
               <w:rPr>
@@ -3126,7 +3382,7 @@
                 <w:color w:val="00344D"/>
                 <w:sz w:val="22"/>
               </w:rPr>
-              <w:t xml:space="preserve">Aufgabe 9: </w:t>
+              <w:t xml:space="preserve">Aufgabe 8: </w:t>
             </w:r>
             <w:r>
               <w:rPr>
@@ -3440,7 +3696,7 @@
                 <w:color w:val="00344D"/>
                 <w:sz w:val="22"/>
               </w:rPr>
-              <w:t xml:space="preserve">Aufgabe 10: </w:t>
+              <w:t xml:space="preserve">Aufgabe 9: </w:t>
             </w:r>
             <w:r>
               <w:rPr>
@@ -3598,7 +3854,7 @@
                 <w:color w:val="00344D"/>
                 <w:sz w:val="22"/>
               </w:rPr>
-              <w:t xml:space="preserve">Aufgabe 11: </w:t>
+              <w:t xml:space="preserve">Aufgabe 10: </w:t>
             </w:r>
             <w:r>
               <w:rPr>
@@ -3880,7 +4136,7 @@
                 <w:color w:val="00344D"/>
                 <w:sz w:val="22"/>
               </w:rPr>
-              <w:t xml:space="preserve">Aufgabe 12: </w:t>
+              <w:t xml:space="preserve">Aufgabe 11: </w:t>
             </w:r>
             <w:r>
               <w:rPr>
@@ -4264,7 +4520,7 @@
                 <w:color w:val="00344D"/>
                 <w:sz w:val="22"/>
               </w:rPr>
-              <w:t xml:space="preserve">Aufgabe 13: </w:t>
+              <w:t xml:space="preserve">Aufgabe 12: </w:t>
             </w:r>
             <w:r>
               <w:rPr>
